--- a/teoria/Plan_curso_ancestria.docx
+++ b/teoria/Plan_curso_ancestria.docx
@@ -641,7 +641,7 @@
           <w:sz w:val="22"/>
           <w:szCs w:val="22"/>
         </w:rPr>
-        <w:t xml:space="preserve">Las sesiones en vivo son los sábados. Cada módulo teórico se entrega el viernes de la semana anterior a su sesión, de modo que los participantes lleguen con la teoría vista.</w:t>
+        <w:t xml:space="preserve">La regla es siempre la misma: el lunes se entrega el módulo teórico y el sábado de esa misma semana es la sesión en vivo. Así durante cuatro semanas seguidas.</w:t>
       </w:r>
     </w:p>
     <w:tbl>
@@ -657,9 +657,9 @@
         </w:tblBorders>
       </w:tblPr>
       <w:tblGrid>
-        <w:gridCol w:w="2500"/>
-        <w:gridCol w:w="5560"/>
-        <w:gridCol w:w="1300"/>
+        <w:gridCol w:w="2100"/>
+        <w:gridCol w:w="3700"/>
+        <w:gridCol w:w="3560"/>
       </w:tblGrid>
       <w:tr>
         <w:trPr>
@@ -668,7 +668,7 @@
         </w:trPr>
         <w:tc>
           <w:tcPr>
-            <w:tcW w:type="dxa" w:w="2500"/>
+            <w:tcW w:type="dxa" w:w="2100"/>
             <w:shd w:fill="f2f2f0" w:color="auto" w:val="clear"/>
             <w:tcMar>
               <w:top w:type="dxa" w:w="80"/>
@@ -689,13 +689,13 @@
                 <w:sz w:val="20"/>
                 <w:szCs w:val="20"/>
               </w:rPr>
-              <w:t xml:space="preserve">Fecha</w:t>
-            </w:r>
-          </w:p>
-        </w:tc>
-        <w:tc>
-          <w:tcPr>
-            <w:tcW w:type="dxa" w:w="5560"/>
+              <w:t xml:space="preserve">Semana</w:t>
+            </w:r>
+          </w:p>
+        </w:tc>
+        <w:tc>
+          <w:tcPr>
+            <w:tcW w:type="dxa" w:w="3700"/>
             <w:shd w:fill="f2f2f0" w:color="auto" w:val="clear"/>
             <w:tcMar>
               <w:top w:type="dxa" w:w="80"/>
@@ -716,13 +716,13 @@
                 <w:sz w:val="20"/>
                 <w:szCs w:val="20"/>
               </w:rPr>
-              <w:t xml:space="preserve">Qué pasa</w:t>
-            </w:r>
-          </w:p>
-        </w:tc>
-        <w:tc>
-          <w:tcPr>
-            <w:tcW w:type="dxa" w:w="1300"/>
+              <w:t xml:space="preserve">Lunes</w:t>
+            </w:r>
+          </w:p>
+        </w:tc>
+        <w:tc>
+          <w:tcPr>
+            <w:tcW w:type="dxa" w:w="3560"/>
             <w:shd w:fill="f2f2f0" w:color="auto" w:val="clear"/>
             <w:tcMar>
               <w:top w:type="dxa" w:w="80"/>
@@ -743,7 +743,7 @@
                 <w:sz w:val="20"/>
                 <w:szCs w:val="20"/>
               </w:rPr>
-              <w:t xml:space="preserve">Duración</w:t>
+              <w:t xml:space="preserve">Sábado</w:t>
             </w:r>
           </w:p>
         </w:tc>
@@ -755,79 +755,79 @@
         </w:trPr>
         <w:tc>
           <w:tcPr>
-            <w:tcW w:type="dxa" w:w="2500"/>
-            <w:tcMar>
-              <w:top w:type="dxa" w:w="80"/>
-              <w:left w:type="dxa" w:w="110"/>
-              <w:bottom w:type="dxa" w:w="80"/>
-              <w:right w:type="dxa" w:w="110"/>
-            </w:tcMar>
-          </w:tcPr>
-          <w:p>
-            <w:pPr>
-              <w:spacing w:after="0" w:line="260"/>
-            </w:pPr>
-            <w:r>
-              <w:rPr>
-                <w:b w:val="false"/>
-                <w:bCs w:val="false"/>
-                <w:color w:val="1a1a1a"/>
-                <w:sz w:val="20"/>
-                <w:szCs w:val="20"/>
-              </w:rPr>
-              <w:t xml:space="preserve">Lunes 9 de noviembre</w:t>
-            </w:r>
-          </w:p>
-        </w:tc>
-        <w:tc>
-          <w:tcPr>
-            <w:tcW w:type="dxa" w:w="5560"/>
-            <w:tcMar>
-              <w:top w:type="dxa" w:w="80"/>
-              <w:left w:type="dxa" w:w="110"/>
-              <w:bottom w:type="dxa" w:w="80"/>
-              <w:right w:type="dxa" w:w="110"/>
-            </w:tcMar>
-          </w:tcPr>
-          <w:p>
-            <w:pPr>
-              <w:spacing w:after="0" w:line="260"/>
-            </w:pPr>
-            <w:r>
-              <w:rPr>
-                <w:b w:val="false"/>
-                <w:bCs w:val="false"/>
-                <w:color w:val="1a1a1a"/>
-                <w:sz w:val="20"/>
-                <w:szCs w:val="20"/>
-              </w:rPr>
-              <w:t xml:space="preserve">Apertura del curso en la plataforma</w:t>
-            </w:r>
-          </w:p>
-        </w:tc>
-        <w:tc>
-          <w:tcPr>
-            <w:tcW w:type="dxa" w:w="1300"/>
-            <w:tcMar>
-              <w:top w:type="dxa" w:w="80"/>
-              <w:left w:type="dxa" w:w="110"/>
-              <w:bottom w:type="dxa" w:w="80"/>
-              <w:right w:type="dxa" w:w="110"/>
-            </w:tcMar>
-          </w:tcPr>
-          <w:p>
-            <w:pPr>
-              <w:spacing w:after="0" w:line="260"/>
-            </w:pPr>
-            <w:r>
-              <w:rPr>
-                <w:b w:val="false"/>
-                <w:bCs w:val="false"/>
-                <w:color w:val="1a1a1a"/>
-                <w:sz w:val="20"/>
-                <w:szCs w:val="20"/>
-              </w:rPr>
-              <w:t xml:space="preserve">—</w:t>
+            <w:tcW w:type="dxa" w:w="2100"/>
+            <w:tcMar>
+              <w:top w:type="dxa" w:w="80"/>
+              <w:left w:type="dxa" w:w="110"/>
+              <w:bottom w:type="dxa" w:w="80"/>
+              <w:right w:type="dxa" w:w="110"/>
+            </w:tcMar>
+          </w:tcPr>
+          <w:p>
+            <w:pPr>
+              <w:spacing w:after="0" w:line="260"/>
+            </w:pPr>
+            <w:r>
+              <w:rPr>
+                <w:b w:val="false"/>
+                <w:bCs w:val="false"/>
+                <w:color w:val="1a1a1a"/>
+                <w:sz w:val="20"/>
+                <w:szCs w:val="20"/>
+              </w:rPr>
+              <w:t xml:space="preserve">9 al 15 de noviembre</w:t>
+            </w:r>
+          </w:p>
+        </w:tc>
+        <w:tc>
+          <w:tcPr>
+            <w:tcW w:type="dxa" w:w="3700"/>
+            <w:tcMar>
+              <w:top w:type="dxa" w:w="80"/>
+              <w:left w:type="dxa" w:w="110"/>
+              <w:bottom w:type="dxa" w:w="80"/>
+              <w:right w:type="dxa" w:w="110"/>
+            </w:tcMar>
+          </w:tcPr>
+          <w:p>
+            <w:pPr>
+              <w:spacing w:after="0" w:line="260"/>
+            </w:pPr>
+            <w:r>
+              <w:rPr>
+                <w:b w:val="false"/>
+                <w:bCs w:val="false"/>
+                <w:color w:val="1a1a1a"/>
+                <w:sz w:val="20"/>
+                <w:szCs w:val="20"/>
+              </w:rPr>
+              <w:t xml:space="preserve">Apertura del curso: acceso a la plataforma, enlace al repositorio y prueba de Google Colab</w:t>
+            </w:r>
+          </w:p>
+        </w:tc>
+        <w:tc>
+          <w:tcPr>
+            <w:tcW w:type="dxa" w:w="3560"/>
+            <w:tcMar>
+              <w:top w:type="dxa" w:w="80"/>
+              <w:left w:type="dxa" w:w="110"/>
+              <w:bottom w:type="dxa" w:w="80"/>
+              <w:right w:type="dxa" w:w="110"/>
+            </w:tcMar>
+          </w:tcPr>
+          <w:p>
+            <w:pPr>
+              <w:spacing w:after="0" w:line="260"/>
+            </w:pPr>
+            <w:r>
+              <w:rPr>
+                <w:b w:val="false"/>
+                <w:bCs w:val="false"/>
+                <w:color w:val="1a1a1a"/>
+                <w:sz w:val="20"/>
+                <w:szCs w:val="20"/>
+              </w:rPr>
+              <w:t xml:space="preserve">No hay sesión</w:t>
             </w:r>
           </w:p>
         </w:tc>
@@ -839,79 +839,79 @@
         </w:trPr>
         <w:tc>
           <w:tcPr>
-            <w:tcW w:type="dxa" w:w="2500"/>
-            <w:tcMar>
-              <w:top w:type="dxa" w:w="80"/>
-              <w:left w:type="dxa" w:w="110"/>
-              <w:bottom w:type="dxa" w:w="80"/>
-              <w:right w:type="dxa" w:w="110"/>
-            </w:tcMar>
-          </w:tcPr>
-          <w:p>
-            <w:pPr>
-              <w:spacing w:after="0" w:line="260"/>
-            </w:pPr>
-            <w:r>
-              <w:rPr>
-                <w:b w:val="false"/>
-                <w:bCs w:val="false"/>
-                <w:color w:val="1a1a1a"/>
-                <w:sz w:val="20"/>
-                <w:szCs w:val="20"/>
-              </w:rPr>
-              <w:t xml:space="preserve">Viernes 13 de noviembre</w:t>
-            </w:r>
-          </w:p>
-        </w:tc>
-        <w:tc>
-          <w:tcPr>
-            <w:tcW w:type="dxa" w:w="5560"/>
-            <w:tcMar>
-              <w:top w:type="dxa" w:w="80"/>
-              <w:left w:type="dxa" w:w="110"/>
-              <w:bottom w:type="dxa" w:w="80"/>
-              <w:right w:type="dxa" w:w="110"/>
-            </w:tcMar>
-          </w:tcPr>
-          <w:p>
-            <w:pPr>
-              <w:spacing w:after="0" w:line="260"/>
-            </w:pPr>
-            <w:r>
-              <w:rPr>
-                <w:b w:val="false"/>
-                <w:bCs w:val="false"/>
-                <w:color w:val="1a1a1a"/>
-                <w:sz w:val="20"/>
-                <w:szCs w:val="20"/>
-              </w:rPr>
-              <w:t xml:space="preserve">Entrega del módulo teórico 1: Fundamentos</w:t>
-            </w:r>
-          </w:p>
-        </w:tc>
-        <w:tc>
-          <w:tcPr>
-            <w:tcW w:type="dxa" w:w="1300"/>
-            <w:tcMar>
-              <w:top w:type="dxa" w:w="80"/>
-              <w:left w:type="dxa" w:w="110"/>
-              <w:bottom w:type="dxa" w:w="80"/>
-              <w:right w:type="dxa" w:w="110"/>
-            </w:tcMar>
-          </w:tcPr>
-          <w:p>
-            <w:pPr>
-              <w:spacing w:after="0" w:line="260"/>
-            </w:pPr>
-            <w:r>
-              <w:rPr>
-                <w:b w:val="false"/>
-                <w:bCs w:val="false"/>
-                <w:color w:val="1a1a1a"/>
-                <w:sz w:val="20"/>
-                <w:szCs w:val="20"/>
-              </w:rPr>
-              <w:t xml:space="preserve">1 h</w:t>
+            <w:tcW w:type="dxa" w:w="2100"/>
+            <w:tcMar>
+              <w:top w:type="dxa" w:w="80"/>
+              <w:left w:type="dxa" w:w="110"/>
+              <w:bottom w:type="dxa" w:w="80"/>
+              <w:right w:type="dxa" w:w="110"/>
+            </w:tcMar>
+          </w:tcPr>
+          <w:p>
+            <w:pPr>
+              <w:spacing w:after="0" w:line="260"/>
+            </w:pPr>
+            <w:r>
+              <w:rPr>
+                <w:b w:val="false"/>
+                <w:bCs w:val="false"/>
+                <w:color w:val="1a1a1a"/>
+                <w:sz w:val="20"/>
+                <w:szCs w:val="20"/>
+              </w:rPr>
+              <w:t xml:space="preserve">16 al 21 de noviembre</w:t>
+            </w:r>
+          </w:p>
+        </w:tc>
+        <w:tc>
+          <w:tcPr>
+            <w:tcW w:type="dxa" w:w="3700"/>
+            <w:tcMar>
+              <w:top w:type="dxa" w:w="80"/>
+              <w:left w:type="dxa" w:w="110"/>
+              <w:bottom w:type="dxa" w:w="80"/>
+              <w:right w:type="dxa" w:w="110"/>
+            </w:tcMar>
+          </w:tcPr>
+          <w:p>
+            <w:pPr>
+              <w:spacing w:after="0" w:line="260"/>
+            </w:pPr>
+            <w:r>
+              <w:rPr>
+                <w:b w:val="false"/>
+                <w:bCs w:val="false"/>
+                <w:color w:val="1a1a1a"/>
+                <w:sz w:val="20"/>
+                <w:szCs w:val="20"/>
+              </w:rPr>
+              <w:t xml:space="preserve">Módulo teórico 1: Fundamentos (1 h)</w:t>
+            </w:r>
+          </w:p>
+        </w:tc>
+        <w:tc>
+          <w:tcPr>
+            <w:tcW w:type="dxa" w:w="3560"/>
+            <w:tcMar>
+              <w:top w:type="dxa" w:w="80"/>
+              <w:left w:type="dxa" w:w="110"/>
+              <w:bottom w:type="dxa" w:w="80"/>
+              <w:right w:type="dxa" w:w="110"/>
+            </w:tcMar>
+          </w:tcPr>
+          <w:p>
+            <w:pPr>
+              <w:spacing w:after="0" w:line="260"/>
+            </w:pPr>
+            <w:r>
+              <w:rPr>
+                <w:b w:val="false"/>
+                <w:bCs w:val="false"/>
+                <w:color w:val="1a1a1a"/>
+                <w:sz w:val="20"/>
+                <w:szCs w:val="20"/>
+              </w:rPr>
+              <w:t xml:space="preserve">Sesión 1: formatos de datos y control de calidad (2 h)</w:t>
             </w:r>
           </w:p>
         </w:tc>
@@ -923,79 +923,79 @@
         </w:trPr>
         <w:tc>
           <w:tcPr>
-            <w:tcW w:type="dxa" w:w="2500"/>
-            <w:tcMar>
-              <w:top w:type="dxa" w:w="80"/>
-              <w:left w:type="dxa" w:w="110"/>
-              <w:bottom w:type="dxa" w:w="80"/>
-              <w:right w:type="dxa" w:w="110"/>
-            </w:tcMar>
-          </w:tcPr>
-          <w:p>
-            <w:pPr>
-              <w:spacing w:after="0" w:line="260"/>
-            </w:pPr>
-            <w:r>
-              <w:rPr>
-                <w:b w:val="false"/>
-                <w:bCs w:val="false"/>
-                <w:color w:val="1a1a1a"/>
-                <w:sz w:val="20"/>
-                <w:szCs w:val="20"/>
-              </w:rPr>
-              <w:t xml:space="preserve">Sábado 21 de noviembre</w:t>
-            </w:r>
-          </w:p>
-        </w:tc>
-        <w:tc>
-          <w:tcPr>
-            <w:tcW w:type="dxa" w:w="5560"/>
-            <w:tcMar>
-              <w:top w:type="dxa" w:w="80"/>
-              <w:left w:type="dxa" w:w="110"/>
-              <w:bottom w:type="dxa" w:w="80"/>
-              <w:right w:type="dxa" w:w="110"/>
-            </w:tcMar>
-          </w:tcPr>
-          <w:p>
-            <w:pPr>
-              <w:spacing w:after="0" w:line="260"/>
-            </w:pPr>
-            <w:r>
-              <w:rPr>
-                <w:b w:val="false"/>
-                <w:bCs w:val="false"/>
-                <w:color w:val="1a1a1a"/>
-                <w:sz w:val="20"/>
-                <w:szCs w:val="20"/>
-              </w:rPr>
-              <w:t xml:space="preserve">Sesión 1: formatos de datos y control de calidad</w:t>
-            </w:r>
-          </w:p>
-        </w:tc>
-        <w:tc>
-          <w:tcPr>
-            <w:tcW w:type="dxa" w:w="1300"/>
-            <w:tcMar>
-              <w:top w:type="dxa" w:w="80"/>
-              <w:left w:type="dxa" w:w="110"/>
-              <w:bottom w:type="dxa" w:w="80"/>
-              <w:right w:type="dxa" w:w="110"/>
-            </w:tcMar>
-          </w:tcPr>
-          <w:p>
-            <w:pPr>
-              <w:spacing w:after="0" w:line="260"/>
-            </w:pPr>
-            <w:r>
-              <w:rPr>
-                <w:b w:val="false"/>
-                <w:bCs w:val="false"/>
-                <w:color w:val="1a1a1a"/>
-                <w:sz w:val="20"/>
-                <w:szCs w:val="20"/>
-              </w:rPr>
-              <w:t xml:space="preserve">2 h</w:t>
+            <w:tcW w:type="dxa" w:w="2100"/>
+            <w:tcMar>
+              <w:top w:type="dxa" w:w="80"/>
+              <w:left w:type="dxa" w:w="110"/>
+              <w:bottom w:type="dxa" w:w="80"/>
+              <w:right w:type="dxa" w:w="110"/>
+            </w:tcMar>
+          </w:tcPr>
+          <w:p>
+            <w:pPr>
+              <w:spacing w:after="0" w:line="260"/>
+            </w:pPr>
+            <w:r>
+              <w:rPr>
+                <w:b w:val="false"/>
+                <w:bCs w:val="false"/>
+                <w:color w:val="1a1a1a"/>
+                <w:sz w:val="20"/>
+                <w:szCs w:val="20"/>
+              </w:rPr>
+              <w:t xml:space="preserve">23 al 28 de noviembre</w:t>
+            </w:r>
+          </w:p>
+        </w:tc>
+        <w:tc>
+          <w:tcPr>
+            <w:tcW w:type="dxa" w:w="3700"/>
+            <w:tcMar>
+              <w:top w:type="dxa" w:w="80"/>
+              <w:left w:type="dxa" w:w="110"/>
+              <w:bottom w:type="dxa" w:w="80"/>
+              <w:right w:type="dxa" w:w="110"/>
+            </w:tcMar>
+          </w:tcPr>
+          <w:p>
+            <w:pPr>
+              <w:spacing w:after="0" w:line="260"/>
+            </w:pPr>
+            <w:r>
+              <w:rPr>
+                <w:b w:val="false"/>
+                <w:bCs w:val="false"/>
+                <w:color w:val="1a1a1a"/>
+                <w:sz w:val="20"/>
+                <w:szCs w:val="20"/>
+              </w:rPr>
+              <w:t xml:space="preserve">Módulo teórico 2: Ancestría global (1 h)</w:t>
+            </w:r>
+          </w:p>
+        </w:tc>
+        <w:tc>
+          <w:tcPr>
+            <w:tcW w:type="dxa" w:w="3560"/>
+            <w:tcMar>
+              <w:top w:type="dxa" w:w="80"/>
+              <w:left w:type="dxa" w:w="110"/>
+              <w:bottom w:type="dxa" w:w="80"/>
+              <w:right w:type="dxa" w:w="110"/>
+            </w:tcMar>
+          </w:tcPr>
+          <w:p>
+            <w:pPr>
+              <w:spacing w:after="0" w:line="260"/>
+            </w:pPr>
+            <w:r>
+              <w:rPr>
+                <w:b w:val="false"/>
+                <w:bCs w:val="false"/>
+                <w:color w:val="1a1a1a"/>
+                <w:sz w:val="20"/>
+                <w:szCs w:val="20"/>
+              </w:rPr>
+              <w:t xml:space="preserve">Sesión 2: PCA y ADMIXTURE (2 h)</w:t>
             </w:r>
           </w:p>
         </w:tc>
@@ -1007,79 +1007,79 @@
         </w:trPr>
         <w:tc>
           <w:tcPr>
-            <w:tcW w:type="dxa" w:w="2500"/>
-            <w:tcMar>
-              <w:top w:type="dxa" w:w="80"/>
-              <w:left w:type="dxa" w:w="110"/>
-              <w:bottom w:type="dxa" w:w="80"/>
-              <w:right w:type="dxa" w:w="110"/>
-            </w:tcMar>
-          </w:tcPr>
-          <w:p>
-            <w:pPr>
-              <w:spacing w:after="0" w:line="260"/>
-            </w:pPr>
-            <w:r>
-              <w:rPr>
-                <w:b w:val="false"/>
-                <w:bCs w:val="false"/>
-                <w:color w:val="1a1a1a"/>
-                <w:sz w:val="20"/>
-                <w:szCs w:val="20"/>
-              </w:rPr>
-              <w:t xml:space="preserve">Viernes 20 de noviembre</w:t>
-            </w:r>
-          </w:p>
-        </w:tc>
-        <w:tc>
-          <w:tcPr>
-            <w:tcW w:type="dxa" w:w="5560"/>
-            <w:tcMar>
-              <w:top w:type="dxa" w:w="80"/>
-              <w:left w:type="dxa" w:w="110"/>
-              <w:bottom w:type="dxa" w:w="80"/>
-              <w:right w:type="dxa" w:w="110"/>
-            </w:tcMar>
-          </w:tcPr>
-          <w:p>
-            <w:pPr>
-              <w:spacing w:after="0" w:line="260"/>
-            </w:pPr>
-            <w:r>
-              <w:rPr>
-                <w:b w:val="false"/>
-                <w:bCs w:val="false"/>
-                <w:color w:val="1a1a1a"/>
-                <w:sz w:val="20"/>
-                <w:szCs w:val="20"/>
-              </w:rPr>
-              <w:t xml:space="preserve">Entrega del módulo teórico 2: Ancestría global</w:t>
-            </w:r>
-          </w:p>
-        </w:tc>
-        <w:tc>
-          <w:tcPr>
-            <w:tcW w:type="dxa" w:w="1300"/>
-            <w:tcMar>
-              <w:top w:type="dxa" w:w="80"/>
-              <w:left w:type="dxa" w:w="110"/>
-              <w:bottom w:type="dxa" w:w="80"/>
-              <w:right w:type="dxa" w:w="110"/>
-            </w:tcMar>
-          </w:tcPr>
-          <w:p>
-            <w:pPr>
-              <w:spacing w:after="0" w:line="260"/>
-            </w:pPr>
-            <w:r>
-              <w:rPr>
-                <w:b w:val="false"/>
-                <w:bCs w:val="false"/>
-                <w:color w:val="1a1a1a"/>
-                <w:sz w:val="20"/>
-                <w:szCs w:val="20"/>
-              </w:rPr>
-              <w:t xml:space="preserve">1 h</w:t>
+            <w:tcW w:type="dxa" w:w="2100"/>
+            <w:tcMar>
+              <w:top w:type="dxa" w:w="80"/>
+              <w:left w:type="dxa" w:w="110"/>
+              <w:bottom w:type="dxa" w:w="80"/>
+              <w:right w:type="dxa" w:w="110"/>
+            </w:tcMar>
+          </w:tcPr>
+          <w:p>
+            <w:pPr>
+              <w:spacing w:after="0" w:line="260"/>
+            </w:pPr>
+            <w:r>
+              <w:rPr>
+                <w:b w:val="false"/>
+                <w:bCs w:val="false"/>
+                <w:color w:val="1a1a1a"/>
+                <w:sz w:val="20"/>
+                <w:szCs w:val="20"/>
+              </w:rPr>
+              <w:t xml:space="preserve">30 de noviembre al 5 de diciembre</w:t>
+            </w:r>
+          </w:p>
+        </w:tc>
+        <w:tc>
+          <w:tcPr>
+            <w:tcW w:type="dxa" w:w="3700"/>
+            <w:tcMar>
+              <w:top w:type="dxa" w:w="80"/>
+              <w:left w:type="dxa" w:w="110"/>
+              <w:bottom w:type="dxa" w:w="80"/>
+              <w:right w:type="dxa" w:w="110"/>
+            </w:tcMar>
+          </w:tcPr>
+          <w:p>
+            <w:pPr>
+              <w:spacing w:after="0" w:line="260"/>
+            </w:pPr>
+            <w:r>
+              <w:rPr>
+                <w:b w:val="false"/>
+                <w:bCs w:val="false"/>
+                <w:color w:val="1a1a1a"/>
+                <w:sz w:val="20"/>
+                <w:szCs w:val="20"/>
+              </w:rPr>
+              <w:t xml:space="preserve">Módulo teórico 3: Ancestría local (1 h)</w:t>
+            </w:r>
+          </w:p>
+        </w:tc>
+        <w:tc>
+          <w:tcPr>
+            <w:tcW w:type="dxa" w:w="3560"/>
+            <w:tcMar>
+              <w:top w:type="dxa" w:w="80"/>
+              <w:left w:type="dxa" w:w="110"/>
+              <w:bottom w:type="dxa" w:w="80"/>
+              <w:right w:type="dxa" w:w="110"/>
+            </w:tcMar>
+          </w:tcPr>
+          <w:p>
+            <w:pPr>
+              <w:spacing w:after="0" w:line="260"/>
+            </w:pPr>
+            <w:r>
+              <w:rPr>
+                <w:b w:val="false"/>
+                <w:bCs w:val="false"/>
+                <w:color w:val="1a1a1a"/>
+                <w:sz w:val="20"/>
+                <w:szCs w:val="20"/>
+              </w:rPr>
+              <w:t xml:space="preserve">Sesión 3: ancestría local con RFMix (2 h)</w:t>
             </w:r>
           </w:p>
         </w:tc>
@@ -1091,420 +1091,99 @@
         </w:trPr>
         <w:tc>
           <w:tcPr>
-            <w:tcW w:type="dxa" w:w="2500"/>
-            <w:tcMar>
-              <w:top w:type="dxa" w:w="80"/>
-              <w:left w:type="dxa" w:w="110"/>
-              <w:bottom w:type="dxa" w:w="80"/>
-              <w:right w:type="dxa" w:w="110"/>
-            </w:tcMar>
-          </w:tcPr>
-          <w:p>
-            <w:pPr>
-              <w:spacing w:after="0" w:line="260"/>
-            </w:pPr>
-            <w:r>
-              <w:rPr>
-                <w:b w:val="false"/>
-                <w:bCs w:val="false"/>
-                <w:color w:val="1a1a1a"/>
-                <w:sz w:val="20"/>
-                <w:szCs w:val="20"/>
-              </w:rPr>
-              <w:t xml:space="preserve">Sábado 28 de noviembre</w:t>
-            </w:r>
-          </w:p>
-        </w:tc>
-        <w:tc>
-          <w:tcPr>
-            <w:tcW w:type="dxa" w:w="5560"/>
-            <w:tcMar>
-              <w:top w:type="dxa" w:w="80"/>
-              <w:left w:type="dxa" w:w="110"/>
-              <w:bottom w:type="dxa" w:w="80"/>
-              <w:right w:type="dxa" w:w="110"/>
-            </w:tcMar>
-          </w:tcPr>
-          <w:p>
-            <w:pPr>
-              <w:spacing w:after="0" w:line="260"/>
-            </w:pPr>
-            <w:r>
-              <w:rPr>
-                <w:b w:val="false"/>
-                <w:bCs w:val="false"/>
-                <w:color w:val="1a1a1a"/>
-                <w:sz w:val="20"/>
-                <w:szCs w:val="20"/>
-              </w:rPr>
-              <w:t xml:space="preserve">Sesión 2: PCA y ADMIXTURE</w:t>
-            </w:r>
-          </w:p>
-        </w:tc>
-        <w:tc>
-          <w:tcPr>
-            <w:tcW w:type="dxa" w:w="1300"/>
-            <w:tcMar>
-              <w:top w:type="dxa" w:w="80"/>
-              <w:left w:type="dxa" w:w="110"/>
-              <w:bottom w:type="dxa" w:w="80"/>
-              <w:right w:type="dxa" w:w="110"/>
-            </w:tcMar>
-          </w:tcPr>
-          <w:p>
-            <w:pPr>
-              <w:spacing w:after="0" w:line="260"/>
-            </w:pPr>
-            <w:r>
-              <w:rPr>
-                <w:b w:val="false"/>
-                <w:bCs w:val="false"/>
-                <w:color w:val="1a1a1a"/>
-                <w:sz w:val="20"/>
-                <w:szCs w:val="20"/>
-              </w:rPr>
-              <w:t xml:space="preserve">2 h</w:t>
-            </w:r>
-          </w:p>
-        </w:tc>
-      </w:tr>
-      <w:tr>
-        <w:trPr>
-          <w:cantSplit/>
-          <w:tblHeader w:val="false"/>
-        </w:trPr>
-        <w:tc>
-          <w:tcPr>
-            <w:tcW w:type="dxa" w:w="2500"/>
-            <w:tcMar>
-              <w:top w:type="dxa" w:w="80"/>
-              <w:left w:type="dxa" w:w="110"/>
-              <w:bottom w:type="dxa" w:w="80"/>
-              <w:right w:type="dxa" w:w="110"/>
-            </w:tcMar>
-          </w:tcPr>
-          <w:p>
-            <w:pPr>
-              <w:spacing w:after="0" w:line="260"/>
-            </w:pPr>
-            <w:r>
-              <w:rPr>
-                <w:b w:val="false"/>
-                <w:bCs w:val="false"/>
-                <w:color w:val="1a1a1a"/>
-                <w:sz w:val="20"/>
-                <w:szCs w:val="20"/>
-              </w:rPr>
-              <w:t xml:space="preserve">Viernes 27 de noviembre</w:t>
-            </w:r>
-          </w:p>
-        </w:tc>
-        <w:tc>
-          <w:tcPr>
-            <w:tcW w:type="dxa" w:w="5560"/>
-            <w:tcMar>
-              <w:top w:type="dxa" w:w="80"/>
-              <w:left w:type="dxa" w:w="110"/>
-              <w:bottom w:type="dxa" w:w="80"/>
-              <w:right w:type="dxa" w:w="110"/>
-            </w:tcMar>
-          </w:tcPr>
-          <w:p>
-            <w:pPr>
-              <w:spacing w:after="0" w:line="260"/>
-            </w:pPr>
-            <w:r>
-              <w:rPr>
-                <w:b w:val="false"/>
-                <w:bCs w:val="false"/>
-                <w:color w:val="1a1a1a"/>
-                <w:sz w:val="20"/>
-                <w:szCs w:val="20"/>
-              </w:rPr>
-              <w:t xml:space="preserve">Entrega del módulo teórico 3: Ancestría local</w:t>
-            </w:r>
-          </w:p>
-        </w:tc>
-        <w:tc>
-          <w:tcPr>
-            <w:tcW w:type="dxa" w:w="1300"/>
-            <w:tcMar>
-              <w:top w:type="dxa" w:w="80"/>
-              <w:left w:type="dxa" w:w="110"/>
-              <w:bottom w:type="dxa" w:w="80"/>
-              <w:right w:type="dxa" w:w="110"/>
-            </w:tcMar>
-          </w:tcPr>
-          <w:p>
-            <w:pPr>
-              <w:spacing w:after="0" w:line="260"/>
-            </w:pPr>
-            <w:r>
-              <w:rPr>
-                <w:b w:val="false"/>
-                <w:bCs w:val="false"/>
-                <w:color w:val="1a1a1a"/>
-                <w:sz w:val="20"/>
-                <w:szCs w:val="20"/>
-              </w:rPr>
-              <w:t xml:space="preserve">1 h</w:t>
-            </w:r>
-          </w:p>
-        </w:tc>
-      </w:tr>
-      <w:tr>
-        <w:trPr>
-          <w:cantSplit/>
-          <w:tblHeader w:val="false"/>
-        </w:trPr>
-        <w:tc>
-          <w:tcPr>
-            <w:tcW w:type="dxa" w:w="2500"/>
-            <w:tcMar>
-              <w:top w:type="dxa" w:w="80"/>
-              <w:left w:type="dxa" w:w="110"/>
-              <w:bottom w:type="dxa" w:w="80"/>
-              <w:right w:type="dxa" w:w="110"/>
-            </w:tcMar>
-          </w:tcPr>
-          <w:p>
-            <w:pPr>
-              <w:spacing w:after="0" w:line="260"/>
-            </w:pPr>
-            <w:r>
-              <w:rPr>
-                <w:b w:val="false"/>
-                <w:bCs w:val="false"/>
-                <w:color w:val="1a1a1a"/>
-                <w:sz w:val="20"/>
-                <w:szCs w:val="20"/>
-              </w:rPr>
-              <w:t xml:space="preserve">Sábado 5 de diciembre</w:t>
-            </w:r>
-          </w:p>
-        </w:tc>
-        <w:tc>
-          <w:tcPr>
-            <w:tcW w:type="dxa" w:w="5560"/>
-            <w:tcMar>
-              <w:top w:type="dxa" w:w="80"/>
-              <w:left w:type="dxa" w:w="110"/>
-              <w:bottom w:type="dxa" w:w="80"/>
-              <w:right w:type="dxa" w:w="110"/>
-            </w:tcMar>
-          </w:tcPr>
-          <w:p>
-            <w:pPr>
-              <w:spacing w:after="0" w:line="260"/>
-            </w:pPr>
-            <w:r>
-              <w:rPr>
-                <w:b w:val="false"/>
-                <w:bCs w:val="false"/>
-                <w:color w:val="1a1a1a"/>
-                <w:sz w:val="20"/>
-                <w:szCs w:val="20"/>
-              </w:rPr>
-              <w:t xml:space="preserve">Sesión 3: ancestría local con RFMix</w:t>
-            </w:r>
-          </w:p>
-        </w:tc>
-        <w:tc>
-          <w:tcPr>
-            <w:tcW w:type="dxa" w:w="1300"/>
-            <w:tcMar>
-              <w:top w:type="dxa" w:w="80"/>
-              <w:left w:type="dxa" w:w="110"/>
-              <w:bottom w:type="dxa" w:w="80"/>
-              <w:right w:type="dxa" w:w="110"/>
-            </w:tcMar>
-          </w:tcPr>
-          <w:p>
-            <w:pPr>
-              <w:spacing w:after="0" w:line="260"/>
-            </w:pPr>
-            <w:r>
-              <w:rPr>
-                <w:b w:val="false"/>
-                <w:bCs w:val="false"/>
-                <w:color w:val="1a1a1a"/>
-                <w:sz w:val="20"/>
-                <w:szCs w:val="20"/>
-              </w:rPr>
-              <w:t xml:space="preserve">2 h</w:t>
-            </w:r>
-          </w:p>
-        </w:tc>
-      </w:tr>
-      <w:tr>
-        <w:trPr>
-          <w:cantSplit/>
-          <w:tblHeader w:val="false"/>
-        </w:trPr>
-        <w:tc>
-          <w:tcPr>
-            <w:tcW w:type="dxa" w:w="2500"/>
-            <w:tcMar>
-              <w:top w:type="dxa" w:w="80"/>
-              <w:left w:type="dxa" w:w="110"/>
-              <w:bottom w:type="dxa" w:w="80"/>
-              <w:right w:type="dxa" w:w="110"/>
-            </w:tcMar>
-          </w:tcPr>
-          <w:p>
-            <w:pPr>
-              <w:spacing w:after="0" w:line="260"/>
-            </w:pPr>
-            <w:r>
-              <w:rPr>
-                <w:b w:val="false"/>
-                <w:bCs w:val="false"/>
-                <w:color w:val="1a1a1a"/>
-                <w:sz w:val="20"/>
-                <w:szCs w:val="20"/>
-              </w:rPr>
-              <w:t xml:space="preserve">Viernes 4 de diciembre</w:t>
-            </w:r>
-          </w:p>
-        </w:tc>
-        <w:tc>
-          <w:tcPr>
-            <w:tcW w:type="dxa" w:w="5560"/>
-            <w:tcMar>
-              <w:top w:type="dxa" w:w="80"/>
-              <w:left w:type="dxa" w:w="110"/>
-              <w:bottom w:type="dxa" w:w="80"/>
-              <w:right w:type="dxa" w:w="110"/>
-            </w:tcMar>
-          </w:tcPr>
-          <w:p>
-            <w:pPr>
-              <w:spacing w:after="0" w:line="260"/>
-            </w:pPr>
-            <w:r>
-              <w:rPr>
-                <w:b w:val="false"/>
-                <w:bCs w:val="false"/>
-                <w:color w:val="1a1a1a"/>
-                <w:sz w:val="20"/>
-                <w:szCs w:val="20"/>
-              </w:rPr>
-              <w:t xml:space="preserve">Entrega del módulo teórico 4: Aplicaciones</w:t>
-            </w:r>
-          </w:p>
-        </w:tc>
-        <w:tc>
-          <w:tcPr>
-            <w:tcW w:type="dxa" w:w="1300"/>
-            <w:tcMar>
-              <w:top w:type="dxa" w:w="80"/>
-              <w:left w:type="dxa" w:w="110"/>
-              <w:bottom w:type="dxa" w:w="80"/>
-              <w:right w:type="dxa" w:w="110"/>
-            </w:tcMar>
-          </w:tcPr>
-          <w:p>
-            <w:pPr>
-              <w:spacing w:after="0" w:line="260"/>
-            </w:pPr>
-            <w:r>
-              <w:rPr>
-                <w:b w:val="false"/>
-                <w:bCs w:val="false"/>
-                <w:color w:val="1a1a1a"/>
-                <w:sz w:val="20"/>
-                <w:szCs w:val="20"/>
-              </w:rPr>
-              <w:t xml:space="preserve">1 h</w:t>
-            </w:r>
-          </w:p>
-        </w:tc>
-      </w:tr>
-      <w:tr>
-        <w:trPr>
-          <w:cantSplit/>
-          <w:tblHeader w:val="false"/>
-        </w:trPr>
-        <w:tc>
-          <w:tcPr>
-            <w:tcW w:type="dxa" w:w="2500"/>
-            <w:tcMar>
-              <w:top w:type="dxa" w:w="80"/>
-              <w:left w:type="dxa" w:w="110"/>
-              <w:bottom w:type="dxa" w:w="80"/>
-              <w:right w:type="dxa" w:w="110"/>
-            </w:tcMar>
-          </w:tcPr>
-          <w:p>
-            <w:pPr>
-              <w:spacing w:after="0" w:line="260"/>
-            </w:pPr>
-            <w:r>
-              <w:rPr>
-                <w:b w:val="false"/>
-                <w:bCs w:val="false"/>
-                <w:color w:val="1a1a1a"/>
-                <w:sz w:val="20"/>
-                <w:szCs w:val="20"/>
-              </w:rPr>
-              <w:t xml:space="preserve">Sábado 12 de diciembre</w:t>
-            </w:r>
-          </w:p>
-        </w:tc>
-        <w:tc>
-          <w:tcPr>
-            <w:tcW w:type="dxa" w:w="5560"/>
-            <w:tcMar>
-              <w:top w:type="dxa" w:w="80"/>
-              <w:left w:type="dxa" w:w="110"/>
-              <w:bottom w:type="dxa" w:w="80"/>
-              <w:right w:type="dxa" w:w="110"/>
-            </w:tcMar>
-          </w:tcPr>
-          <w:p>
-            <w:pPr>
-              <w:spacing w:after="0" w:line="260"/>
-            </w:pPr>
-            <w:r>
-              <w:rPr>
-                <w:b w:val="false"/>
-                <w:bCs w:val="false"/>
-                <w:color w:val="1a1a1a"/>
-                <w:sz w:val="20"/>
-                <w:szCs w:val="20"/>
-              </w:rPr>
-              <w:t xml:space="preserve">Sesión 4: interpretación y aplicaciones</w:t>
-            </w:r>
-          </w:p>
-        </w:tc>
-        <w:tc>
-          <w:tcPr>
-            <w:tcW w:type="dxa" w:w="1300"/>
-            <w:tcMar>
-              <w:top w:type="dxa" w:w="80"/>
-              <w:left w:type="dxa" w:w="110"/>
-              <w:bottom w:type="dxa" w:w="80"/>
-              <w:right w:type="dxa" w:w="110"/>
-            </w:tcMar>
-          </w:tcPr>
-          <w:p>
-            <w:pPr>
-              <w:spacing w:after="0" w:line="260"/>
-            </w:pPr>
-            <w:r>
-              <w:rPr>
-                <w:b w:val="false"/>
-                <w:bCs w:val="false"/>
-                <w:color w:val="1a1a1a"/>
-                <w:sz w:val="20"/>
-                <w:szCs w:val="20"/>
-              </w:rPr>
-              <w:t xml:space="preserve">2 h</w:t>
+            <w:tcW w:type="dxa" w:w="2100"/>
+            <w:tcMar>
+              <w:top w:type="dxa" w:w="80"/>
+              <w:left w:type="dxa" w:w="110"/>
+              <w:bottom w:type="dxa" w:w="80"/>
+              <w:right w:type="dxa" w:w="110"/>
+            </w:tcMar>
+          </w:tcPr>
+          <w:p>
+            <w:pPr>
+              <w:spacing w:after="0" w:line="260"/>
+            </w:pPr>
+            <w:r>
+              <w:rPr>
+                <w:b w:val="false"/>
+                <w:bCs w:val="false"/>
+                <w:color w:val="1a1a1a"/>
+                <w:sz w:val="20"/>
+                <w:szCs w:val="20"/>
+              </w:rPr>
+              <w:t xml:space="preserve">7 al 12 de diciembre</w:t>
+            </w:r>
+          </w:p>
+        </w:tc>
+        <w:tc>
+          <w:tcPr>
+            <w:tcW w:type="dxa" w:w="3700"/>
+            <w:tcMar>
+              <w:top w:type="dxa" w:w="80"/>
+              <w:left w:type="dxa" w:w="110"/>
+              <w:bottom w:type="dxa" w:w="80"/>
+              <w:right w:type="dxa" w:w="110"/>
+            </w:tcMar>
+          </w:tcPr>
+          <w:p>
+            <w:pPr>
+              <w:spacing w:after="0" w:line="260"/>
+            </w:pPr>
+            <w:r>
+              <w:rPr>
+                <w:b w:val="false"/>
+                <w:bCs w:val="false"/>
+                <w:color w:val="1a1a1a"/>
+                <w:sz w:val="20"/>
+                <w:szCs w:val="20"/>
+              </w:rPr>
+              <w:t xml:space="preserve">Módulo teórico 4: Aplicaciones (1 h)</w:t>
+            </w:r>
+          </w:p>
+        </w:tc>
+        <w:tc>
+          <w:tcPr>
+            <w:tcW w:type="dxa" w:w="3560"/>
+            <w:tcMar>
+              <w:top w:type="dxa" w:w="80"/>
+              <w:left w:type="dxa" w:w="110"/>
+              <w:bottom w:type="dxa" w:w="80"/>
+              <w:right w:type="dxa" w:w="110"/>
+            </w:tcMar>
+          </w:tcPr>
+          <w:p>
+            <w:pPr>
+              <w:spacing w:after="0" w:line="260"/>
+            </w:pPr>
+            <w:r>
+              <w:rPr>
+                <w:b w:val="false"/>
+                <w:bCs w:val="false"/>
+                <w:color w:val="1a1a1a"/>
+                <w:sz w:val="20"/>
+                <w:szCs w:val="20"/>
+              </w:rPr>
+              <w:t xml:space="preserve">Sesión 4: interpretación y aplicaciones (2 h)</w:t>
             </w:r>
           </w:p>
         </w:tc>
       </w:tr>
     </w:tbl>
+    <w:p>
+      <w:pPr>
+        <w:spacing w:after="120" w:line="276"/>
+      </w:pPr>
+      <w:r>
+        <w:rPr>
+          <w:b/>
+          <w:bCs/>
+          <w:color w:val="1a1a1a"/>
+          <w:sz w:val="22"/>
+          <w:szCs w:val="22"/>
+        </w:rPr>
+        <w:t xml:space="preserve">Fechas exactas de las sesiones en vivo: sábados 21 y 28 de noviembre, y 5 y 12 de diciembre.</w:t>
+      </w:r>
+    </w:p>
     <w:p>
       <w:pPr>
         <w:spacing w:after="120" w:line="276"/>
@@ -1517,7 +1196,7 @@
           <w:sz w:val="20"/>
           <w:szCs w:val="20"/>
         </w:rPr>
-        <w:t xml:space="preserve">Nota sobre las fechas: el sábado 14 de noviembre no se usa porque el lunes 16 es festivo y esa primera sesión caería en puente. Terminar el 12 de diciembre evita además la semana previa a Navidad.</w:t>
+        <w:t xml:space="preserve">Por qué estas fechas: el sábado 14 de noviembre no se usa porque el lunes 16 es festivo y la primera sesión caería en puente. La semana del 9 de noviembre se reserva para que los participantes prueben que Colab les funciona, de modo que la sesión 1 no se gaste resolviendo problemas técnicos. Terminar el 12 de diciembre evita la semana previa a Navidad.</w:t>
       </w:r>
     </w:p>
     <w:p>
@@ -2167,7 +1846,7 @@
         </w:rPr>
         <w:t xml:space="preserve">Rishishwar L, Conley AB, Wigington CH, Wang L, Valderrama-Aguirre A, Jordan IK. Ancestry, admixture and fitness in Colombian genomes. Scientific Reports. 2015;5:12376. </w:t>
       </w:r>
-      <w:hyperlink w:history="1" r:id="rIdn0oycegkc2zqshcudvscb">
+      <w:hyperlink w:history="1" r:id="rIdvbb1djrphla8mi54gkq65">
         <w:r>
           <w:rPr>
             <w:color w:val="2a78d6"/>
@@ -2206,7 +1885,7 @@
         </w:rPr>
         <w:t xml:space="preserve">The 1000 Genomes Project Consortium. A global reference for human genetic variation. Nature. 2015;526:68–74. </w:t>
       </w:r>
-      <w:hyperlink w:history="1" r:id="rIdvppmdhqdasjc9ndebih5l">
+      <w:hyperlink w:history="1" r:id="rIdjsaocssy0fawoojjcyofz">
         <w:r>
           <w:rPr>
             <w:color w:val="2a78d6"/>
@@ -2245,7 +1924,7 @@
         </w:rPr>
         <w:t xml:space="preserve">Bergström A, et al. Insights into human genetic variation and population history from 929 diverse genomes. Science. 2020;367:eaay5012. </w:t>
       </w:r>
-      <w:hyperlink w:history="1" r:id="rId75yqf8rfv4ruxonn2decf">
+      <w:hyperlink w:history="1" r:id="rIdydlc3getord8is8o797mr">
         <w:r>
           <w:rPr>
             <w:color w:val="2a78d6"/>
@@ -2402,7 +2081,7 @@
         </w:rPr>
         <w:t xml:space="preserve">Lawson DJ, van Dorp L, Falush D. A tutorial on how not to over-interpret STRUCTURE and ADMIXTURE bar plots. Nature Communications. 2018;9:3258. </w:t>
       </w:r>
-      <w:hyperlink w:history="1" r:id="rIdqvwrtu5yeoqj-4byxcjex">
+      <w:hyperlink w:history="1" r:id="rIdqckxjgkz4lgiw-p_jd4ju">
         <w:r>
           <w:rPr>
             <w:color w:val="2a78d6"/>
@@ -2441,7 +2120,7 @@
         </w:rPr>
         <w:t xml:space="preserve">Patterson N, Price AL, Reich D. Population structure and eigenanalysis. PLoS Genetics. 2006;2(12):e190. </w:t>
       </w:r>
-      <w:hyperlink w:history="1" r:id="rId1tnske3xum5vzcdxkfcri">
+      <w:hyperlink w:history="1" r:id="rIdxc5cbpg4vddgy8b-o3qsi">
         <w:r>
           <w:rPr>
             <w:color w:val="2a78d6"/>
@@ -2480,7 +2159,7 @@
         </w:rPr>
         <w:t xml:space="preserve">McVean G. A genealogical interpretation of principal components analysis. PLoS Genetics. 2009;5(10):e1000686. </w:t>
       </w:r>
-      <w:hyperlink w:history="1" r:id="rId4tpqdj4dvyggjcbpzc3tc">
+      <w:hyperlink w:history="1" r:id="rIdvkb_lr4frnzw9yv0rzgui">
         <w:r>
           <w:rPr>
             <w:color w:val="2a78d6"/>
@@ -2655,7 +2334,7 @@
         </w:rPr>
         <w:t xml:space="preserve">Maples BK, Gravel S, Kenny EE, Bustamante CD. RFMix: a discriminative modeling approach for rapid and robust local-ancestry inference. American Journal of Human Genetics. 2013;93:278–288. </w:t>
       </w:r>
-      <w:hyperlink w:history="1" r:id="rIdlvgsyzhpzqbt5lowxgl4d">
+      <w:hyperlink w:history="1" r:id="rIdhi2idr7isb_9d3ebu36c9">
         <w:r>
           <w:rPr>
             <w:color w:val="2a78d6"/>
@@ -2694,7 +2373,7 @@
         </w:rPr>
         <w:t xml:space="preserve">Gravel S. Population genetics models of local ancestry. Genetics. 2012;191:607–619. </w:t>
       </w:r>
-      <w:hyperlink w:history="1" r:id="rIdonxmf_l87vf71ozbb3893">
+      <w:hyperlink w:history="1" r:id="rIdva0akqbdyiibnefnp-w-e">
         <w:r>
           <w:rPr>
             <w:color w:val="2a78d6"/>
@@ -2733,7 +2412,7 @@
         </w:rPr>
         <w:t xml:space="preserve">Koenig Z, et al. A harmonized public resource of deeply sequenced diverse human genomes. Genome Research. 2024;34(5):796. </w:t>
       </w:r>
-      <w:hyperlink w:history="1" r:id="rIddzituadfurksldqjpd_xj">
+      <w:hyperlink w:history="1" r:id="rIdfcwolznky6pqiu1hfgiws">
         <w:r>
           <w:rPr>
             <w:color w:val="2a78d6"/>
@@ -2890,7 +2569,7 @@
         </w:rPr>
         <w:t xml:space="preserve">Martin AR, Kanai M, Kamatani Y, Okada Y, Neale BM, Daly MJ. Current clinical use of polygenic scores will risk exacerbating health disparities. Nature Genetics. 2019;51(4):584–591. </w:t>
       </w:r>
-      <w:hyperlink w:history="1" r:id="rIdfh2mlhzkhb3v2pqofarhy">
+      <w:hyperlink w:history="1" r:id="rIdq0knbw2a4yosmnr0c42y-">
         <w:r>
           <w:rPr>
             <w:color w:val="2a78d6"/>
@@ -2929,7 +2608,7 @@
         </w:rPr>
         <w:t xml:space="preserve">Tzur S, Rosset S, Shemer R, et al. Missense mutations in the APOL1 gene are highly associated with end stage kidney disease risk previously attributed to the MYH9 gene. Human Genetics. 2010;128(3):345–350. </w:t>
       </w:r>
-      <w:hyperlink w:history="1" r:id="rId5gu6tao8tip0yi94quyku">
+      <w:hyperlink w:history="1" r:id="rIdlwksltnzvyu3oftt6sscb">
         <w:r>
           <w:rPr>
             <w:color w:val="2a78d6"/>
@@ -3118,7 +2797,7 @@
         </w:rPr>
         <w:t xml:space="preserve">Cuaderno: </w:t>
       </w:r>
-      <w:hyperlink w:history="1" r:id="rIdtvt82vvriceomimeekttt">
+      <w:hyperlink w:history="1" r:id="rIdyu04iuazudyb5wluydyft">
         <w:r>
           <w:rPr>
             <w:color w:val="2a78d6"/>
@@ -3263,7 +2942,7 @@
         </w:rPr>
         <w:t xml:space="preserve">Cuaderno: </w:t>
       </w:r>
-      <w:hyperlink w:history="1" r:id="rId-qaqo0br6-ysdd5fxsfmc">
+      <w:hyperlink w:history="1" r:id="rId9h32u39c7fiqeivvj7syf">
         <w:r>
           <w:rPr>
             <w:color w:val="2a78d6"/>
@@ -3426,7 +3105,7 @@
         </w:rPr>
         <w:t xml:space="preserve">Cuaderno: </w:t>
       </w:r>
-      <w:hyperlink w:history="1" r:id="rIdm9-dsc6xjhx5bc1doupyv">
+      <w:hyperlink w:history="1" r:id="rIda_u4acvptxjqpgpin5u_i">
         <w:r>
           <w:rPr>
             <w:color w:val="2a78d6"/>
@@ -3571,7 +3250,7 @@
         </w:rPr>
         <w:t xml:space="preserve">Cuaderno: </w:t>
       </w:r>
-      <w:hyperlink w:history="1" r:id="rIddjme07hpw9r5vie7gxpvq">
+      <w:hyperlink w:history="1" r:id="rIdpa4-my53jjpspqzxd9tgw">
         <w:r>
           <w:rPr>
             <w:color w:val="2a78d6"/>
@@ -4003,7 +3682,7 @@
         </w:rPr>
         <w:t xml:space="preserve">Repositorio del curso: </w:t>
       </w:r>
-      <w:hyperlink w:history="1" r:id="rIdjbq5zrx_qjhg2ur09agex">
+      <w:hyperlink w:history="1" r:id="rIdvd8jwzk5_llodz9_utvrw">
         <w:r>
           <w:rPr>
             <w:color w:val="2a78d6"/>

--- a/teoria/Plan_curso_ancestria.docx
+++ b/teoria/Plan_curso_ancestria.docx
@@ -641,7 +641,7 @@
           <w:sz w:val="22"/>
           <w:szCs w:val="22"/>
         </w:rPr>
-        <w:t xml:space="preserve">La regla es siempre la misma: el lunes se entrega el módulo teórico y el sábado de esa misma semana es la sesión en vivo. Así durante cuatro semanas seguidas.</w:t>
+        <w:t xml:space="preserve">El curso dura cuatro semanas seguidas, del 9 de noviembre al 5 de diciembre. La regla es siempre la misma: el lunes se entrega el módulo teórico y el sábado de esa misma semana es la sesión en vivo.</w:t>
       </w:r>
     </w:p>
     <w:tbl>
@@ -657,8 +657,8 @@
         </w:tblBorders>
       </w:tblPr>
       <w:tblGrid>
-        <w:gridCol w:w="2100"/>
-        <w:gridCol w:w="3700"/>
+        <w:gridCol w:w="2400"/>
+        <w:gridCol w:w="3400"/>
         <w:gridCol w:w="3560"/>
       </w:tblGrid>
       <w:tr>
@@ -668,7 +668,7 @@
         </w:trPr>
         <w:tc>
           <w:tcPr>
-            <w:tcW w:type="dxa" w:w="2100"/>
+            <w:tcW w:type="dxa" w:w="2400"/>
             <w:shd w:fill="f2f2f0" w:color="auto" w:val="clear"/>
             <w:tcMar>
               <w:top w:type="dxa" w:w="80"/>
@@ -695,7 +695,7 @@
         </w:tc>
         <w:tc>
           <w:tcPr>
-            <w:tcW w:type="dxa" w:w="3700"/>
+            <w:tcW w:type="dxa" w:w="3400"/>
             <w:shd w:fill="f2f2f0" w:color="auto" w:val="clear"/>
             <w:tcMar>
               <w:top w:type="dxa" w:w="80"/>
@@ -716,7 +716,7 @@
                 <w:sz w:val="20"/>
                 <w:szCs w:val="20"/>
               </w:rPr>
-              <w:t xml:space="preserve">Lunes</w:t>
+              <w:t xml:space="preserve">Lunes: se entrega el módulo teórico</w:t>
             </w:r>
           </w:p>
         </w:tc>
@@ -743,7 +743,7 @@
                 <w:sz w:val="20"/>
                 <w:szCs w:val="20"/>
               </w:rPr>
-              <w:t xml:space="preserve">Sábado</w:t>
+              <w:t xml:space="preserve">Sábado: sesión en vivo</w:t>
             </w:r>
           </w:p>
         </w:tc>
@@ -755,53 +755,53 @@
         </w:trPr>
         <w:tc>
           <w:tcPr>
-            <w:tcW w:type="dxa" w:w="2100"/>
-            <w:tcMar>
-              <w:top w:type="dxa" w:w="80"/>
-              <w:left w:type="dxa" w:w="110"/>
-              <w:bottom w:type="dxa" w:w="80"/>
-              <w:right w:type="dxa" w:w="110"/>
-            </w:tcMar>
-          </w:tcPr>
-          <w:p>
-            <w:pPr>
-              <w:spacing w:after="0" w:line="260"/>
-            </w:pPr>
-            <w:r>
-              <w:rPr>
-                <w:b w:val="false"/>
-                <w:bCs w:val="false"/>
-                <w:color w:val="1a1a1a"/>
-                <w:sz w:val="20"/>
-                <w:szCs w:val="20"/>
-              </w:rPr>
-              <w:t xml:space="preserve">9 al 15 de noviembre</w:t>
-            </w:r>
-          </w:p>
-        </w:tc>
-        <w:tc>
-          <w:tcPr>
-            <w:tcW w:type="dxa" w:w="3700"/>
-            <w:tcMar>
-              <w:top w:type="dxa" w:w="80"/>
-              <w:left w:type="dxa" w:w="110"/>
-              <w:bottom w:type="dxa" w:w="80"/>
-              <w:right w:type="dxa" w:w="110"/>
-            </w:tcMar>
-          </w:tcPr>
-          <w:p>
-            <w:pPr>
-              <w:spacing w:after="0" w:line="260"/>
-            </w:pPr>
-            <w:r>
-              <w:rPr>
-                <w:b w:val="false"/>
-                <w:bCs w:val="false"/>
-                <w:color w:val="1a1a1a"/>
-                <w:sz w:val="20"/>
-                <w:szCs w:val="20"/>
-              </w:rPr>
-              <w:t xml:space="preserve">Apertura del curso: acceso a la plataforma, enlace al repositorio y prueba de Google Colab</w:t>
+            <w:tcW w:type="dxa" w:w="2400"/>
+            <w:tcMar>
+              <w:top w:type="dxa" w:w="80"/>
+              <w:left w:type="dxa" w:w="110"/>
+              <w:bottom w:type="dxa" w:w="80"/>
+              <w:right w:type="dxa" w:w="110"/>
+            </w:tcMar>
+          </w:tcPr>
+          <w:p>
+            <w:pPr>
+              <w:spacing w:after="0" w:line="260"/>
+            </w:pPr>
+            <w:r>
+              <w:rPr>
+                <w:b w:val="false"/>
+                <w:bCs w:val="false"/>
+                <w:color w:val="1a1a1a"/>
+                <w:sz w:val="20"/>
+                <w:szCs w:val="20"/>
+              </w:rPr>
+              <w:t xml:space="preserve">Semana 1: 9 al 14 de noviembre</w:t>
+            </w:r>
+          </w:p>
+        </w:tc>
+        <w:tc>
+          <w:tcPr>
+            <w:tcW w:type="dxa" w:w="3400"/>
+            <w:tcMar>
+              <w:top w:type="dxa" w:w="80"/>
+              <w:left w:type="dxa" w:w="110"/>
+              <w:bottom w:type="dxa" w:w="80"/>
+              <w:right w:type="dxa" w:w="110"/>
+            </w:tcMar>
+          </w:tcPr>
+          <w:p>
+            <w:pPr>
+              <w:spacing w:after="0" w:line="260"/>
+            </w:pPr>
+            <w:r>
+              <w:rPr>
+                <w:b w:val="false"/>
+                <w:bCs w:val="false"/>
+                <w:color w:val="1a1a1a"/>
+                <w:sz w:val="20"/>
+                <w:szCs w:val="20"/>
+              </w:rPr>
+              <w:t xml:space="preserve">Módulo 1: Fundamentos (1 h)</w:t>
             </w:r>
           </w:p>
         </w:tc>
@@ -827,7 +827,7 @@
                 <w:sz w:val="20"/>
                 <w:szCs w:val="20"/>
               </w:rPr>
-              <w:t xml:space="preserve">No hay sesión</w:t>
+              <w:t xml:space="preserve">Sesión 1: formatos de datos y control de calidad (2 h)</w:t>
             </w:r>
           </w:p>
         </w:tc>
@@ -839,53 +839,53 @@
         </w:trPr>
         <w:tc>
           <w:tcPr>
-            <w:tcW w:type="dxa" w:w="2100"/>
-            <w:tcMar>
-              <w:top w:type="dxa" w:w="80"/>
-              <w:left w:type="dxa" w:w="110"/>
-              <w:bottom w:type="dxa" w:w="80"/>
-              <w:right w:type="dxa" w:w="110"/>
-            </w:tcMar>
-          </w:tcPr>
-          <w:p>
-            <w:pPr>
-              <w:spacing w:after="0" w:line="260"/>
-            </w:pPr>
-            <w:r>
-              <w:rPr>
-                <w:b w:val="false"/>
-                <w:bCs w:val="false"/>
-                <w:color w:val="1a1a1a"/>
-                <w:sz w:val="20"/>
-                <w:szCs w:val="20"/>
-              </w:rPr>
-              <w:t xml:space="preserve">16 al 21 de noviembre</w:t>
-            </w:r>
-          </w:p>
-        </w:tc>
-        <w:tc>
-          <w:tcPr>
-            <w:tcW w:type="dxa" w:w="3700"/>
-            <w:tcMar>
-              <w:top w:type="dxa" w:w="80"/>
-              <w:left w:type="dxa" w:w="110"/>
-              <w:bottom w:type="dxa" w:w="80"/>
-              <w:right w:type="dxa" w:w="110"/>
-            </w:tcMar>
-          </w:tcPr>
-          <w:p>
-            <w:pPr>
-              <w:spacing w:after="0" w:line="260"/>
-            </w:pPr>
-            <w:r>
-              <w:rPr>
-                <w:b w:val="false"/>
-                <w:bCs w:val="false"/>
-                <w:color w:val="1a1a1a"/>
-                <w:sz w:val="20"/>
-                <w:szCs w:val="20"/>
-              </w:rPr>
-              <w:t xml:space="preserve">Módulo teórico 1: Fundamentos (1 h)</w:t>
+            <w:tcW w:type="dxa" w:w="2400"/>
+            <w:tcMar>
+              <w:top w:type="dxa" w:w="80"/>
+              <w:left w:type="dxa" w:w="110"/>
+              <w:bottom w:type="dxa" w:w="80"/>
+              <w:right w:type="dxa" w:w="110"/>
+            </w:tcMar>
+          </w:tcPr>
+          <w:p>
+            <w:pPr>
+              <w:spacing w:after="0" w:line="260"/>
+            </w:pPr>
+            <w:r>
+              <w:rPr>
+                <w:b w:val="false"/>
+                <w:bCs w:val="false"/>
+                <w:color w:val="1a1a1a"/>
+                <w:sz w:val="20"/>
+                <w:szCs w:val="20"/>
+              </w:rPr>
+              <w:t xml:space="preserve">Semana 2: 16 al 21 de noviembre</w:t>
+            </w:r>
+          </w:p>
+        </w:tc>
+        <w:tc>
+          <w:tcPr>
+            <w:tcW w:type="dxa" w:w="3400"/>
+            <w:tcMar>
+              <w:top w:type="dxa" w:w="80"/>
+              <w:left w:type="dxa" w:w="110"/>
+              <w:bottom w:type="dxa" w:w="80"/>
+              <w:right w:type="dxa" w:w="110"/>
+            </w:tcMar>
+          </w:tcPr>
+          <w:p>
+            <w:pPr>
+              <w:spacing w:after="0" w:line="260"/>
+            </w:pPr>
+            <w:r>
+              <w:rPr>
+                <w:b w:val="false"/>
+                <w:bCs w:val="false"/>
+                <w:color w:val="1a1a1a"/>
+                <w:sz w:val="20"/>
+                <w:szCs w:val="20"/>
+              </w:rPr>
+              <w:t xml:space="preserve">Módulo 2: Ancestría global (1 h)</w:t>
             </w:r>
           </w:p>
         </w:tc>
@@ -911,7 +911,7 @@
                 <w:sz w:val="20"/>
                 <w:szCs w:val="20"/>
               </w:rPr>
-              <w:t xml:space="preserve">Sesión 1: formatos de datos y control de calidad (2 h)</w:t>
+              <w:t xml:space="preserve">Sesión 2: PCA y ADMIXTURE (2 h)</w:t>
             </w:r>
           </w:p>
         </w:tc>
@@ -923,53 +923,53 @@
         </w:trPr>
         <w:tc>
           <w:tcPr>
-            <w:tcW w:type="dxa" w:w="2100"/>
-            <w:tcMar>
-              <w:top w:type="dxa" w:w="80"/>
-              <w:left w:type="dxa" w:w="110"/>
-              <w:bottom w:type="dxa" w:w="80"/>
-              <w:right w:type="dxa" w:w="110"/>
-            </w:tcMar>
-          </w:tcPr>
-          <w:p>
-            <w:pPr>
-              <w:spacing w:after="0" w:line="260"/>
-            </w:pPr>
-            <w:r>
-              <w:rPr>
-                <w:b w:val="false"/>
-                <w:bCs w:val="false"/>
-                <w:color w:val="1a1a1a"/>
-                <w:sz w:val="20"/>
-                <w:szCs w:val="20"/>
-              </w:rPr>
-              <w:t xml:space="preserve">23 al 28 de noviembre</w:t>
-            </w:r>
-          </w:p>
-        </w:tc>
-        <w:tc>
-          <w:tcPr>
-            <w:tcW w:type="dxa" w:w="3700"/>
-            <w:tcMar>
-              <w:top w:type="dxa" w:w="80"/>
-              <w:left w:type="dxa" w:w="110"/>
-              <w:bottom w:type="dxa" w:w="80"/>
-              <w:right w:type="dxa" w:w="110"/>
-            </w:tcMar>
-          </w:tcPr>
-          <w:p>
-            <w:pPr>
-              <w:spacing w:after="0" w:line="260"/>
-            </w:pPr>
-            <w:r>
-              <w:rPr>
-                <w:b w:val="false"/>
-                <w:bCs w:val="false"/>
-                <w:color w:val="1a1a1a"/>
-                <w:sz w:val="20"/>
-                <w:szCs w:val="20"/>
-              </w:rPr>
-              <w:t xml:space="preserve">Módulo teórico 2: Ancestría global (1 h)</w:t>
+            <w:tcW w:type="dxa" w:w="2400"/>
+            <w:tcMar>
+              <w:top w:type="dxa" w:w="80"/>
+              <w:left w:type="dxa" w:w="110"/>
+              <w:bottom w:type="dxa" w:w="80"/>
+              <w:right w:type="dxa" w:w="110"/>
+            </w:tcMar>
+          </w:tcPr>
+          <w:p>
+            <w:pPr>
+              <w:spacing w:after="0" w:line="260"/>
+            </w:pPr>
+            <w:r>
+              <w:rPr>
+                <w:b w:val="false"/>
+                <w:bCs w:val="false"/>
+                <w:color w:val="1a1a1a"/>
+                <w:sz w:val="20"/>
+                <w:szCs w:val="20"/>
+              </w:rPr>
+              <w:t xml:space="preserve">Semana 3: 23 al 28 de noviembre</w:t>
+            </w:r>
+          </w:p>
+        </w:tc>
+        <w:tc>
+          <w:tcPr>
+            <w:tcW w:type="dxa" w:w="3400"/>
+            <w:tcMar>
+              <w:top w:type="dxa" w:w="80"/>
+              <w:left w:type="dxa" w:w="110"/>
+              <w:bottom w:type="dxa" w:w="80"/>
+              <w:right w:type="dxa" w:w="110"/>
+            </w:tcMar>
+          </w:tcPr>
+          <w:p>
+            <w:pPr>
+              <w:spacing w:after="0" w:line="260"/>
+            </w:pPr>
+            <w:r>
+              <w:rPr>
+                <w:b w:val="false"/>
+                <w:bCs w:val="false"/>
+                <w:color w:val="1a1a1a"/>
+                <w:sz w:val="20"/>
+                <w:szCs w:val="20"/>
+              </w:rPr>
+              <w:t xml:space="preserve">Módulo 3: Ancestría local (1 h)</w:t>
             </w:r>
           </w:p>
         </w:tc>
@@ -995,7 +995,7 @@
                 <w:sz w:val="20"/>
                 <w:szCs w:val="20"/>
               </w:rPr>
-              <w:t xml:space="preserve">Sesión 2: PCA y ADMIXTURE (2 h)</w:t>
+              <w:t xml:space="preserve">Sesión 3: ancestría local con RFMix (2 h)</w:t>
             </w:r>
           </w:p>
         </w:tc>
@@ -1007,137 +1007,53 @@
         </w:trPr>
         <w:tc>
           <w:tcPr>
-            <w:tcW w:type="dxa" w:w="2100"/>
-            <w:tcMar>
-              <w:top w:type="dxa" w:w="80"/>
-              <w:left w:type="dxa" w:w="110"/>
-              <w:bottom w:type="dxa" w:w="80"/>
-              <w:right w:type="dxa" w:w="110"/>
-            </w:tcMar>
-          </w:tcPr>
-          <w:p>
-            <w:pPr>
-              <w:spacing w:after="0" w:line="260"/>
-            </w:pPr>
-            <w:r>
-              <w:rPr>
-                <w:b w:val="false"/>
-                <w:bCs w:val="false"/>
-                <w:color w:val="1a1a1a"/>
-                <w:sz w:val="20"/>
-                <w:szCs w:val="20"/>
-              </w:rPr>
-              <w:t xml:space="preserve">30 de noviembre al 5 de diciembre</w:t>
-            </w:r>
-          </w:p>
-        </w:tc>
-        <w:tc>
-          <w:tcPr>
-            <w:tcW w:type="dxa" w:w="3700"/>
-            <w:tcMar>
-              <w:top w:type="dxa" w:w="80"/>
-              <w:left w:type="dxa" w:w="110"/>
-              <w:bottom w:type="dxa" w:w="80"/>
-              <w:right w:type="dxa" w:w="110"/>
-            </w:tcMar>
-          </w:tcPr>
-          <w:p>
-            <w:pPr>
-              <w:spacing w:after="0" w:line="260"/>
-            </w:pPr>
-            <w:r>
-              <w:rPr>
-                <w:b w:val="false"/>
-                <w:bCs w:val="false"/>
-                <w:color w:val="1a1a1a"/>
-                <w:sz w:val="20"/>
-                <w:szCs w:val="20"/>
-              </w:rPr>
-              <w:t xml:space="preserve">Módulo teórico 3: Ancestría local (1 h)</w:t>
-            </w:r>
-          </w:p>
-        </w:tc>
-        <w:tc>
-          <w:tcPr>
-            <w:tcW w:type="dxa" w:w="3560"/>
-            <w:tcMar>
-              <w:top w:type="dxa" w:w="80"/>
-              <w:left w:type="dxa" w:w="110"/>
-              <w:bottom w:type="dxa" w:w="80"/>
-              <w:right w:type="dxa" w:w="110"/>
-            </w:tcMar>
-          </w:tcPr>
-          <w:p>
-            <w:pPr>
-              <w:spacing w:after="0" w:line="260"/>
-            </w:pPr>
-            <w:r>
-              <w:rPr>
-                <w:b w:val="false"/>
-                <w:bCs w:val="false"/>
-                <w:color w:val="1a1a1a"/>
-                <w:sz w:val="20"/>
-                <w:szCs w:val="20"/>
-              </w:rPr>
-              <w:t xml:space="preserve">Sesión 3: ancestría local con RFMix (2 h)</w:t>
-            </w:r>
-          </w:p>
-        </w:tc>
-      </w:tr>
-      <w:tr>
-        <w:trPr>
-          <w:cantSplit/>
-          <w:tblHeader w:val="false"/>
-        </w:trPr>
-        <w:tc>
-          <w:tcPr>
-            <w:tcW w:type="dxa" w:w="2100"/>
-            <w:tcMar>
-              <w:top w:type="dxa" w:w="80"/>
-              <w:left w:type="dxa" w:w="110"/>
-              <w:bottom w:type="dxa" w:w="80"/>
-              <w:right w:type="dxa" w:w="110"/>
-            </w:tcMar>
-          </w:tcPr>
-          <w:p>
-            <w:pPr>
-              <w:spacing w:after="0" w:line="260"/>
-            </w:pPr>
-            <w:r>
-              <w:rPr>
-                <w:b w:val="false"/>
-                <w:bCs w:val="false"/>
-                <w:color w:val="1a1a1a"/>
-                <w:sz w:val="20"/>
-                <w:szCs w:val="20"/>
-              </w:rPr>
-              <w:t xml:space="preserve">7 al 12 de diciembre</w:t>
-            </w:r>
-          </w:p>
-        </w:tc>
-        <w:tc>
-          <w:tcPr>
-            <w:tcW w:type="dxa" w:w="3700"/>
-            <w:tcMar>
-              <w:top w:type="dxa" w:w="80"/>
-              <w:left w:type="dxa" w:w="110"/>
-              <w:bottom w:type="dxa" w:w="80"/>
-              <w:right w:type="dxa" w:w="110"/>
-            </w:tcMar>
-          </w:tcPr>
-          <w:p>
-            <w:pPr>
-              <w:spacing w:after="0" w:line="260"/>
-            </w:pPr>
-            <w:r>
-              <w:rPr>
-                <w:b w:val="false"/>
-                <w:bCs w:val="false"/>
-                <w:color w:val="1a1a1a"/>
-                <w:sz w:val="20"/>
-                <w:szCs w:val="20"/>
-              </w:rPr>
-              <w:t xml:space="preserve">Módulo teórico 4: Aplicaciones (1 h)</w:t>
+            <w:tcW w:type="dxa" w:w="2400"/>
+            <w:tcMar>
+              <w:top w:type="dxa" w:w="80"/>
+              <w:left w:type="dxa" w:w="110"/>
+              <w:bottom w:type="dxa" w:w="80"/>
+              <w:right w:type="dxa" w:w="110"/>
+            </w:tcMar>
+          </w:tcPr>
+          <w:p>
+            <w:pPr>
+              <w:spacing w:after="0" w:line="260"/>
+            </w:pPr>
+            <w:r>
+              <w:rPr>
+                <w:b w:val="false"/>
+                <w:bCs w:val="false"/>
+                <w:color w:val="1a1a1a"/>
+                <w:sz w:val="20"/>
+                <w:szCs w:val="20"/>
+              </w:rPr>
+              <w:t xml:space="preserve">Semana 4: 30 de noviembre al 5 de diciembre</w:t>
+            </w:r>
+          </w:p>
+        </w:tc>
+        <w:tc>
+          <w:tcPr>
+            <w:tcW w:type="dxa" w:w="3400"/>
+            <w:tcMar>
+              <w:top w:type="dxa" w:w="80"/>
+              <w:left w:type="dxa" w:w="110"/>
+              <w:bottom w:type="dxa" w:w="80"/>
+              <w:right w:type="dxa" w:w="110"/>
+            </w:tcMar>
+          </w:tcPr>
+          <w:p>
+            <w:pPr>
+              <w:spacing w:after="0" w:line="260"/>
+            </w:pPr>
+            <w:r>
+              <w:rPr>
+                <w:b w:val="false"/>
+                <w:bCs w:val="false"/>
+                <w:color w:val="1a1a1a"/>
+                <w:sz w:val="20"/>
+                <w:szCs w:val="20"/>
+              </w:rPr>
+              <w:t xml:space="preserve">Módulo 4: Aplicaciones (1 h)</w:t>
             </w:r>
           </w:p>
         </w:tc>
@@ -1181,7 +1097,7 @@
           <w:sz w:val="22"/>
           <w:szCs w:val="22"/>
         </w:rPr>
-        <w:t xml:space="preserve">Fechas exactas de las sesiones en vivo: sábados 21 y 28 de noviembre, y 5 y 12 de diciembre.</w:t>
+        <w:t xml:space="preserve">Fechas exactas de las sesiones en vivo: sábados 14, 21 y 28 de noviembre, y 5 de diciembre.</w:t>
       </w:r>
     </w:p>
     <w:p>
@@ -1196,7 +1112,7 @@
           <w:sz w:val="20"/>
           <w:szCs w:val="20"/>
         </w:rPr>
-        <w:t xml:space="preserve">Por qué estas fechas: el sábado 14 de noviembre no se usa porque el lunes 16 es festivo y la primera sesión caería en puente. La semana del 9 de noviembre se reserva para que los participantes prueben que Colab les funciona, de modo que la sesión 1 no se gaste resolviendo problemas técnicos. Terminar el 12 de diciembre evita la semana previa a Navidad.</w:t>
+        <w:t xml:space="preserve">Nota: el lunes 16 de noviembre es festivo en Colombia, así que el sábado 14 cae en puente. El material de la primera semana se entrega el lunes 9 para que quien viaje ese fin de semana alcance a verlo antes.</w:t>
       </w:r>
     </w:p>
     <w:p>
@@ -1846,7 +1762,7 @@
         </w:rPr>
         <w:t xml:space="preserve">Rishishwar L, Conley AB, Wigington CH, Wang L, Valderrama-Aguirre A, Jordan IK. Ancestry, admixture and fitness in Colombian genomes. Scientific Reports. 2015;5:12376. </w:t>
       </w:r>
-      <w:hyperlink w:history="1" r:id="rIdvbb1djrphla8mi54gkq65">
+      <w:hyperlink w:history="1" r:id="rIdly_rnr7vwpvi9a69wsjhu">
         <w:r>
           <w:rPr>
             <w:color w:val="2a78d6"/>
@@ -1885,7 +1801,7 @@
         </w:rPr>
         <w:t xml:space="preserve">The 1000 Genomes Project Consortium. A global reference for human genetic variation. Nature. 2015;526:68–74. </w:t>
       </w:r>
-      <w:hyperlink w:history="1" r:id="rIdjsaocssy0fawoojjcyofz">
+      <w:hyperlink w:history="1" r:id="rIdxuz-u3yvpmx7zxazwtncg">
         <w:r>
           <w:rPr>
             <w:color w:val="2a78d6"/>
@@ -1924,7 +1840,7 @@
         </w:rPr>
         <w:t xml:space="preserve">Bergström A, et al. Insights into human genetic variation and population history from 929 diverse genomes. Science. 2020;367:eaay5012. </w:t>
       </w:r>
-      <w:hyperlink w:history="1" r:id="rIdydlc3getord8is8o797mr">
+      <w:hyperlink w:history="1" r:id="rId2li0z8mog3wwqiicl59zj">
         <w:r>
           <w:rPr>
             <w:color w:val="2a78d6"/>
@@ -2081,7 +1997,7 @@
         </w:rPr>
         <w:t xml:space="preserve">Lawson DJ, van Dorp L, Falush D. A tutorial on how not to over-interpret STRUCTURE and ADMIXTURE bar plots. Nature Communications. 2018;9:3258. </w:t>
       </w:r>
-      <w:hyperlink w:history="1" r:id="rIdqckxjgkz4lgiw-p_jd4ju">
+      <w:hyperlink w:history="1" r:id="rIdwgvabw9t_9ye0ijeelw7k">
         <w:r>
           <w:rPr>
             <w:color w:val="2a78d6"/>
@@ -2120,7 +2036,7 @@
         </w:rPr>
         <w:t xml:space="preserve">Patterson N, Price AL, Reich D. Population structure and eigenanalysis. PLoS Genetics. 2006;2(12):e190. </w:t>
       </w:r>
-      <w:hyperlink w:history="1" r:id="rIdxc5cbpg4vddgy8b-o3qsi">
+      <w:hyperlink w:history="1" r:id="rIdck5ti7ns2x1ph0lgtmeqf">
         <w:r>
           <w:rPr>
             <w:color w:val="2a78d6"/>
@@ -2159,7 +2075,7 @@
         </w:rPr>
         <w:t xml:space="preserve">McVean G. A genealogical interpretation of principal components analysis. PLoS Genetics. 2009;5(10):e1000686. </w:t>
       </w:r>
-      <w:hyperlink w:history="1" r:id="rIdvkb_lr4frnzw9yv0rzgui">
+      <w:hyperlink w:history="1" r:id="rIdo1itsrag3tko5kzs-s4vd">
         <w:r>
           <w:rPr>
             <w:color w:val="2a78d6"/>
@@ -2334,7 +2250,7 @@
         </w:rPr>
         <w:t xml:space="preserve">Maples BK, Gravel S, Kenny EE, Bustamante CD. RFMix: a discriminative modeling approach for rapid and robust local-ancestry inference. American Journal of Human Genetics. 2013;93:278–288. </w:t>
       </w:r>
-      <w:hyperlink w:history="1" r:id="rIdhi2idr7isb_9d3ebu36c9">
+      <w:hyperlink w:history="1" r:id="rIdodpk-cwvlwu6hczoh5qf1">
         <w:r>
           <w:rPr>
             <w:color w:val="2a78d6"/>
@@ -2373,7 +2289,7 @@
         </w:rPr>
         <w:t xml:space="preserve">Gravel S. Population genetics models of local ancestry. Genetics. 2012;191:607–619. </w:t>
       </w:r>
-      <w:hyperlink w:history="1" r:id="rIdva0akqbdyiibnefnp-w-e">
+      <w:hyperlink w:history="1" r:id="rIdojtaxx8ekb9ygg_n-zqug">
         <w:r>
           <w:rPr>
             <w:color w:val="2a78d6"/>
@@ -2412,7 +2328,7 @@
         </w:rPr>
         <w:t xml:space="preserve">Koenig Z, et al. A harmonized public resource of deeply sequenced diverse human genomes. Genome Research. 2024;34(5):796. </w:t>
       </w:r>
-      <w:hyperlink w:history="1" r:id="rIdfcwolznky6pqiu1hfgiws">
+      <w:hyperlink w:history="1" r:id="rId698rqvnzrr-krsujcnghe">
         <w:r>
           <w:rPr>
             <w:color w:val="2a78d6"/>
@@ -2569,7 +2485,7 @@
         </w:rPr>
         <w:t xml:space="preserve">Martin AR, Kanai M, Kamatani Y, Okada Y, Neale BM, Daly MJ. Current clinical use of polygenic scores will risk exacerbating health disparities. Nature Genetics. 2019;51(4):584–591. </w:t>
       </w:r>
-      <w:hyperlink w:history="1" r:id="rIdq0knbw2a4yosmnr0c42y-">
+      <w:hyperlink w:history="1" r:id="rIdkqorsm9iemhzd8huipgaw">
         <w:r>
           <w:rPr>
             <w:color w:val="2a78d6"/>
@@ -2608,7 +2524,7 @@
         </w:rPr>
         <w:t xml:space="preserve">Tzur S, Rosset S, Shemer R, et al. Missense mutations in the APOL1 gene are highly associated with end stage kidney disease risk previously attributed to the MYH9 gene. Human Genetics. 2010;128(3):345–350. </w:t>
       </w:r>
-      <w:hyperlink w:history="1" r:id="rIdlwksltnzvyu3oftt6sscb">
+      <w:hyperlink w:history="1" r:id="rIdobvfpzqpe8ornlalqwzos">
         <w:r>
           <w:rPr>
             <w:color w:val="2a78d6"/>
@@ -2797,7 +2713,7 @@
         </w:rPr>
         <w:t xml:space="preserve">Cuaderno: </w:t>
       </w:r>
-      <w:hyperlink w:history="1" r:id="rIdyu04iuazudyb5wluydyft">
+      <w:hyperlink w:history="1" r:id="rIdcqq_mrcquywhxaupezpte">
         <w:r>
           <w:rPr>
             <w:color w:val="2a78d6"/>
@@ -2942,7 +2858,7 @@
         </w:rPr>
         <w:t xml:space="preserve">Cuaderno: </w:t>
       </w:r>
-      <w:hyperlink w:history="1" r:id="rId9h32u39c7fiqeivvj7syf">
+      <w:hyperlink w:history="1" r:id="rIduulvhaksnbeaxcj_1ibec">
         <w:r>
           <w:rPr>
             <w:color w:val="2a78d6"/>
@@ -3105,7 +3021,7 @@
         </w:rPr>
         <w:t xml:space="preserve">Cuaderno: </w:t>
       </w:r>
-      <w:hyperlink w:history="1" r:id="rIda_u4acvptxjqpgpin5u_i">
+      <w:hyperlink w:history="1" r:id="rIdklvdenw_shotfwtv1vd72">
         <w:r>
           <w:rPr>
             <w:color w:val="2a78d6"/>
@@ -3250,7 +3166,7 @@
         </w:rPr>
         <w:t xml:space="preserve">Cuaderno: </w:t>
       </w:r>
-      <w:hyperlink w:history="1" r:id="rIdpa4-my53jjpspqzxd9tgw">
+      <w:hyperlink w:history="1" r:id="rIdzqmji9hht_g-4imic14k-">
         <w:r>
           <w:rPr>
             <w:color w:val="2a78d6"/>
@@ -3682,7 +3598,7 @@
         </w:rPr>
         <w:t xml:space="preserve">Repositorio del curso: </w:t>
       </w:r>
-      <w:hyperlink w:history="1" r:id="rIdvd8jwzk5_llodz9_utvrw">
+      <w:hyperlink w:history="1" r:id="rIdbkb7gkmayujkjykfqrouf">
         <w:r>
           <w:rPr>
             <w:color w:val="2a78d6"/>
